--- a/Reports/Report 4. Linenear Regress.docx
+++ b/Reports/Report 4. Linenear Regress.docx
@@ -443,6 +443,102 @@
     </w:p>
     <w:p>
       <w:pPr>
+        <w:pStyle w:val="ListParagraph"/>
+        <w:spacing w:before="60" w:after="60" w:line="312" w:lineRule="auto"/>
+        <w:rPr>
+          <w:rFonts w:ascii="Times New Roman" w:hAnsi="Times New Roman" w:cs="Times New Roman"/>
+          <w:sz w:val="24"/>
+          <w:szCs w:val="24"/>
+          <w:lang w:val="en-US"/>
+        </w:rPr>
+      </w:pPr>
+    </w:p>
+    <w:p>
+      <w:pPr>
+        <w:pStyle w:val="ListParagraph"/>
+        <w:spacing w:before="60" w:after="60" w:line="312" w:lineRule="auto"/>
+        <w:rPr>
+          <w:rFonts w:ascii="Times New Roman" w:hAnsi="Times New Roman" w:cs="Times New Roman"/>
+          <w:sz w:val="24"/>
+          <w:szCs w:val="24"/>
+          <w:lang w:val="en-US"/>
+        </w:rPr>
+      </w:pPr>
+    </w:p>
+    <w:p>
+      <w:pPr>
+        <w:pStyle w:val="ListParagraph"/>
+        <w:spacing w:before="60" w:after="60" w:line="312" w:lineRule="auto"/>
+        <w:rPr>
+          <w:rFonts w:ascii="Times New Roman" w:hAnsi="Times New Roman" w:cs="Times New Roman"/>
+          <w:sz w:val="24"/>
+          <w:szCs w:val="24"/>
+          <w:lang w:val="en-US"/>
+        </w:rPr>
+      </w:pPr>
+    </w:p>
+    <w:p>
+      <w:pPr>
+        <w:pStyle w:val="ListParagraph"/>
+        <w:spacing w:before="60" w:after="60" w:line="312" w:lineRule="auto"/>
+        <w:rPr>
+          <w:rFonts w:ascii="Times New Roman" w:hAnsi="Times New Roman" w:cs="Times New Roman"/>
+          <w:sz w:val="24"/>
+          <w:szCs w:val="24"/>
+          <w:lang w:val="en-US"/>
+        </w:rPr>
+      </w:pPr>
+    </w:p>
+    <w:p>
+      <w:pPr>
+        <w:pStyle w:val="ListParagraph"/>
+        <w:spacing w:before="60" w:after="60" w:line="312" w:lineRule="auto"/>
+        <w:rPr>
+          <w:rFonts w:ascii="Times New Roman" w:hAnsi="Times New Roman" w:cs="Times New Roman"/>
+          <w:sz w:val="24"/>
+          <w:szCs w:val="24"/>
+          <w:lang w:val="en-US"/>
+        </w:rPr>
+      </w:pPr>
+    </w:p>
+    <w:p>
+      <w:pPr>
+        <w:pStyle w:val="ListParagraph"/>
+        <w:spacing w:before="60" w:after="60" w:line="312" w:lineRule="auto"/>
+        <w:rPr>
+          <w:rFonts w:ascii="Times New Roman" w:hAnsi="Times New Roman" w:cs="Times New Roman"/>
+          <w:sz w:val="24"/>
+          <w:szCs w:val="24"/>
+          <w:lang w:val="en-US"/>
+        </w:rPr>
+      </w:pPr>
+    </w:p>
+    <w:p>
+      <w:pPr>
+        <w:pStyle w:val="ListParagraph"/>
+        <w:spacing w:before="60" w:after="60" w:line="312" w:lineRule="auto"/>
+        <w:rPr>
+          <w:rFonts w:ascii="Times New Roman" w:hAnsi="Times New Roman" w:cs="Times New Roman"/>
+          <w:sz w:val="24"/>
+          <w:szCs w:val="24"/>
+          <w:lang w:val="en-US"/>
+        </w:rPr>
+      </w:pPr>
+    </w:p>
+    <w:p>
+      <w:pPr>
+        <w:pStyle w:val="ListParagraph"/>
+        <w:spacing w:before="60" w:after="60" w:line="312" w:lineRule="auto"/>
+        <w:rPr>
+          <w:rFonts w:ascii="Times New Roman" w:hAnsi="Times New Roman" w:cs="Times New Roman"/>
+          <w:sz w:val="24"/>
+          <w:szCs w:val="24"/>
+          <w:lang w:val="en-US"/>
+        </w:rPr>
+      </w:pPr>
+    </w:p>
+    <w:p>
+      <w:pPr>
         <w:pStyle w:val="Heading1"/>
         <w:spacing w:before="60" w:after="60"/>
         <w:contextualSpacing/>
@@ -454,6 +550,7 @@
         <w:rPr>
           <w:rFonts w:ascii="Times New Roman" w:hAnsi="Times New Roman" w:cs="Times New Roman"/>
         </w:rPr>
+        <w:lastRenderedPageBreak/>
         <w:t>Báo cáo đánh giá mô hình hồi quy tuyến tính (YearsExperience → Salary)</w:t>
       </w:r>
     </w:p>
@@ -568,7 +665,6 @@
         <w:rPr>
           <w:rFonts w:ascii="Times New Roman" w:hAnsi="Times New Roman" w:cs="Times New Roman"/>
         </w:rPr>
-        <w:lastRenderedPageBreak/>
         <w:t>Kết quả hồi quy</w:t>
       </w:r>
     </w:p>
@@ -879,8 +975,8 @@
       </w:pPr>
     </w:p>
     <w:sectPr>
-      <w:pgSz w:w="12240" w:h="15840"/>
-      <w:pgMar w:top="1440" w:right="1440" w:bottom="1440" w:left="1440" w:header="720" w:footer="720" w:gutter="0"/>
+      <w:pgSz w:w="11906" w:h="16838" w:code="9"/>
+      <w:pgMar w:top="1134" w:right="1134" w:bottom="1134" w:left="1701" w:header="720" w:footer="720" w:gutter="0"/>
       <w:cols w:space="720"/>
       <w:docGrid w:linePitch="360"/>
     </w:sectPr>
